--- a/Practice/Week_5/23640731_NguyenNamTrungNguyen_Tuan05.docx
+++ b/Practice/Week_5/23640731_NguyenNamTrungNguyen_Tuan05.docx
@@ -4328,6 +4328,26 @@
         <w:lastRenderedPageBreak/>
         <w:t>Link Github:</w:t>
       </w:r>
+      <w:r>
+        <w:rPr>
+          <w:rFonts w:cs="Times New Roman"/>
+          <w:szCs w:val="26"/>
+        </w:rPr>
+        <w:t xml:space="preserve"> </w:t>
+      </w:r>
+      <w:hyperlink r:id="rId18" w:history="1">
+        <w:r>
+          <w:rPr>
+            <w:rStyle w:val="Hyperlink"/>
+            <w:rFonts w:cs="Times New Roman"/>
+            <w:b/>
+            <w:bCs/>
+            <w:noProof/>
+            <w:szCs w:val="26"/>
+          </w:rPr>
+          <w:t>https://github.com/nguyennamtrungnguyen/Learn-Java-World-Wide-Web/tree/main/Practice/Week_5</w:t>
+        </w:r>
+      </w:hyperlink>
     </w:p>
     <w:p>
       <w:pPr>
@@ -4336,7 +4356,6 @@
           <w:rFonts w:cs="Times New Roman"/>
           <w:b/>
           <w:bCs/>
-          <w:noProof/>
           <w:szCs w:val="26"/>
         </w:rPr>
       </w:pPr>
@@ -4345,10 +4364,9 @@
           <w:rFonts w:cs="Times New Roman"/>
           <w:b/>
           <w:bCs/>
-          <w:noProof/>
-          <w:szCs w:val="26"/>
-        </w:rPr>
-        <w:t>Phần I: Setup Project và chạy thử chương trình theo yêu cầu</w:t>
+          <w:szCs w:val="26"/>
+        </w:rPr>
+        <w:t>Phần I: Bài 2 - JSPs - Model View Controller - BÀI TẬP TUẦN 03-04-05</w:t>
       </w:r>
     </w:p>
     <w:p>
@@ -4400,171 +4418,6 @@
                 <pic:pic xmlns:pic="http://schemas.openxmlformats.org/drawingml/2006/picture">
                   <pic:nvPicPr>
                     <pic:cNvPr id="1394410361" name=""/>
-                    <pic:cNvPicPr/>
-                  </pic:nvPicPr>
-                  <pic:blipFill>
-                    <a:blip r:embed="rId18"/>
-                    <a:stretch>
-                      <a:fillRect/>
-                    </a:stretch>
-                  </pic:blipFill>
-                  <pic:spPr>
-                    <a:xfrm>
-                      <a:off x="0" y="0"/>
-                      <a:ext cx="5760720" cy="3240405"/>
-                    </a:xfrm>
-                    <a:prstGeom prst="rect">
-                      <a:avLst/>
-                    </a:prstGeom>
-                  </pic:spPr>
-                </pic:pic>
-              </a:graphicData>
-            </a:graphic>
-          </wp:inline>
-        </w:drawing>
-      </w:r>
-    </w:p>
-    <w:p>
-      <w:pPr>
-        <w:jc w:val="left"/>
-        <w:rPr>
-          <w:rFonts w:cs="Times New Roman"/>
-          <w:szCs w:val="26"/>
-        </w:rPr>
-      </w:pPr>
-    </w:p>
-    <w:p>
-      <w:pPr>
-        <w:jc w:val="left"/>
-        <w:rPr>
-          <w:rFonts w:cs="Times New Roman"/>
-          <w:b/>
-          <w:bCs/>
-          <w:szCs w:val="26"/>
-        </w:rPr>
-      </w:pPr>
-      <w:r>
-        <w:rPr>
-          <w:rFonts w:cs="Times New Roman"/>
-          <w:b/>
-          <w:bCs/>
-          <w:szCs w:val="26"/>
-        </w:rPr>
-        <w:t xml:space="preserve">Phần II: </w:t>
-      </w:r>
-      <w:r>
-        <w:rPr>
-          <w:b/>
-          <w:bCs/>
-        </w:rPr>
-        <w:t>Bài 2</w:t>
-      </w:r>
-      <w:r>
-        <w:rPr>
-          <w:b/>
-          <w:bCs/>
-        </w:rPr>
-        <w:t xml:space="preserve"> -</w:t>
-      </w:r>
-      <w:r>
-        <w:rPr>
-          <w:b/>
-          <w:bCs/>
-        </w:rPr>
-        <w:t xml:space="preserve"> JSPs - Model View Controller</w:t>
-      </w:r>
-      <w:r>
-        <w:rPr>
-          <w:b/>
-          <w:bCs/>
-        </w:rPr>
-        <w:t xml:space="preserve"> - </w:t>
-      </w:r>
-      <w:r>
-        <w:rPr>
-          <w:b/>
-          <w:bCs/>
-        </w:rPr>
-        <w:t>BÀI TẬP TUẦN 03-04-05</w:t>
-      </w:r>
-    </w:p>
-    <w:p>
-      <w:pPr>
-        <w:jc w:val="left"/>
-        <w:rPr>
-          <w:rFonts w:cs="Times New Roman"/>
-          <w:szCs w:val="26"/>
-        </w:rPr>
-      </w:pPr>
-      <w:r>
-        <w:rPr>
-          <w:rFonts w:cs="Times New Roman"/>
-          <w:b/>
-          <w:bCs/>
-          <w:szCs w:val="26"/>
-        </w:rPr>
-        <w:t xml:space="preserve">Result </w:t>
-      </w:r>
-      <w:r>
-        <w:rPr>
-          <w:rFonts w:cs="Times New Roman"/>
-          <w:b/>
-          <w:bCs/>
-          <w:szCs w:val="26"/>
-        </w:rPr>
-        <w:t>1</w:t>
-      </w:r>
-      <w:r>
-        <w:rPr>
-          <w:rFonts w:cs="Times New Roman"/>
-          <w:b/>
-          <w:bCs/>
-          <w:szCs w:val="26"/>
-        </w:rPr>
-        <w:t xml:space="preserve">: </w:t>
-      </w:r>
-      <w:r>
-        <w:rPr>
-          <w:rFonts w:cs="Times New Roman"/>
-          <w:b/>
-          <w:bCs/>
-          <w:szCs w:val="26"/>
-        </w:rPr>
-        <w:t>Tạo giao diện đăng ký account</w:t>
-      </w:r>
-      <w:r>
-        <w:rPr>
-          <w:rFonts w:cs="Times New Roman"/>
-          <w:b/>
-          <w:bCs/>
-          <w:szCs w:val="26"/>
-        </w:rPr>
-        <w:t xml:space="preserve"> regiter.jps</w:t>
-      </w:r>
-      <w:r>
-        <w:rPr>
-          <w:rFonts w:cs="Times New Roman"/>
-          <w:szCs w:val="26"/>
-        </w:rPr>
-        <w:t xml:space="preserve"> </w:t>
-      </w:r>
-      <w:r>
-        <w:rPr>
-          <w:noProof/>
-        </w:rPr>
-        <w:drawing>
-          <wp:inline distT="0" distB="0" distL="0" distR="0" wp14:anchorId="6287DDCC" wp14:editId="29DB2D68">
-            <wp:extent cx="5760720" cy="3240405"/>
-            <wp:effectExtent l="0" t="0" r="0" b="0"/>
-            <wp:docPr id="982501300" name="Picture 1"/>
-            <wp:cNvGraphicFramePr>
-              <a:graphicFrameLocks xmlns:a="http://schemas.openxmlformats.org/drawingml/2006/main" noChangeAspect="1"/>
-            </wp:cNvGraphicFramePr>
-            <a:graphic xmlns:a="http://schemas.openxmlformats.org/drawingml/2006/main">
-              <a:graphicData uri="http://schemas.openxmlformats.org/drawingml/2006/picture">
-                <pic:pic xmlns:pic="http://schemas.openxmlformats.org/drawingml/2006/picture">
-                  <pic:nvPicPr>
-                    <pic:cNvPr id="982501300" name=""/>
                     <pic:cNvPicPr/>
                   </pic:nvPicPr>
                   <pic:blipFill>
@@ -4612,8 +4465,6 @@
         <w:jc w:val="left"/>
         <w:rPr>
           <w:rFonts w:cs="Times New Roman"/>
-          <w:b/>
-          <w:bCs/>
           <w:szCs w:val="26"/>
         </w:rPr>
       </w:pPr>
@@ -4633,7 +4484,7 @@
           <w:bCs/>
           <w:szCs w:val="26"/>
         </w:rPr>
-        <w:t xml:space="preserve">2: </w:t>
+        <w:t>2</w:t>
       </w:r>
       <w:r>
         <w:rPr>
@@ -4642,7 +4493,74 @@
           <w:bCs/>
           <w:szCs w:val="26"/>
         </w:rPr>
-        <w:t>Nhập thông tin theo yêu cầu của Form</w:t>
+        <w:t xml:space="preserve">: </w:t>
+      </w:r>
+      <w:r>
+        <w:rPr>
+          <w:rFonts w:cs="Times New Roman"/>
+          <w:b/>
+          <w:bCs/>
+          <w:szCs w:val="26"/>
+        </w:rPr>
+        <w:t>Tạo giao diện đăng ký account</w:t>
+      </w:r>
+      <w:r>
+        <w:rPr>
+          <w:rFonts w:cs="Times New Roman"/>
+          <w:b/>
+          <w:bCs/>
+          <w:szCs w:val="26"/>
+        </w:rPr>
+        <w:t xml:space="preserve"> regiter.jps</w:t>
+      </w:r>
+      <w:r>
+        <w:rPr>
+          <w:rFonts w:cs="Times New Roman"/>
+          <w:szCs w:val="26"/>
+        </w:rPr>
+        <w:t xml:space="preserve"> </w:t>
+      </w:r>
+      <w:r>
+        <w:rPr>
+          <w:rFonts w:cs="Times New Roman"/>
+          <w:noProof/>
+          <w:szCs w:val="26"/>
+        </w:rPr>
+        <w:drawing>
+          <wp:inline distT="0" distB="0" distL="0" distR="0" wp14:anchorId="6287DDCC" wp14:editId="29DB2D68">
+            <wp:extent cx="5760720" cy="3240405"/>
+            <wp:effectExtent l="0" t="0" r="0" b="0"/>
+            <wp:docPr id="982501300" name="Picture 1"/>
+            <wp:cNvGraphicFramePr>
+              <a:graphicFrameLocks xmlns:a="http://schemas.openxmlformats.org/drawingml/2006/main" noChangeAspect="1"/>
+            </wp:cNvGraphicFramePr>
+            <a:graphic xmlns:a="http://schemas.openxmlformats.org/drawingml/2006/main">
+              <a:graphicData uri="http://schemas.openxmlformats.org/drawingml/2006/picture">
+                <pic:pic xmlns:pic="http://schemas.openxmlformats.org/drawingml/2006/picture">
+                  <pic:nvPicPr>
+                    <pic:cNvPr id="982501300" name=""/>
+                    <pic:cNvPicPr/>
+                  </pic:nvPicPr>
+                  <pic:blipFill>
+                    <a:blip r:embed="rId20"/>
+                    <a:stretch>
+                      <a:fillRect/>
+                    </a:stretch>
+                  </pic:blipFill>
+                  <pic:spPr>
+                    <a:xfrm>
+                      <a:off x="0" y="0"/>
+                      <a:ext cx="5760720" cy="3240405"/>
+                    </a:xfrm>
+                    <a:prstGeom prst="rect">
+                      <a:avLst/>
+                    </a:prstGeom>
+                  </pic:spPr>
+                </pic:pic>
+              </a:graphicData>
+            </a:graphic>
+          </wp:inline>
+        </w:drawing>
       </w:r>
     </w:p>
     <w:p>
@@ -4650,12 +4568,52 @@
         <w:jc w:val="left"/>
         <w:rPr>
           <w:rFonts w:cs="Times New Roman"/>
+          <w:b/>
+          <w:bCs/>
           <w:szCs w:val="26"/>
         </w:rPr>
       </w:pPr>
       <w:r>
         <w:rPr>
           <w:rFonts w:cs="Times New Roman"/>
+          <w:b/>
+          <w:bCs/>
+          <w:szCs w:val="26"/>
+        </w:rPr>
+        <w:lastRenderedPageBreak/>
+        <w:t xml:space="preserve">Result </w:t>
+      </w:r>
+      <w:r>
+        <w:rPr>
+          <w:rFonts w:cs="Times New Roman"/>
+          <w:b/>
+          <w:bCs/>
+          <w:szCs w:val="26"/>
+        </w:rPr>
+        <w:t>3</w:t>
+      </w:r>
+      <w:r>
+        <w:rPr>
+          <w:rFonts w:cs="Times New Roman"/>
+          <w:b/>
+          <w:bCs/>
+          <w:szCs w:val="26"/>
+        </w:rPr>
+        <w:t>: Nhập thông tin theo yêu cầu của Form</w:t>
+      </w:r>
+    </w:p>
+    <w:p>
+      <w:pPr>
+        <w:jc w:val="left"/>
+        <w:rPr>
+          <w:rFonts w:cs="Times New Roman"/>
+          <w:szCs w:val="26"/>
+        </w:rPr>
+      </w:pPr>
+      <w:r>
+        <w:rPr>
+          <w:rFonts w:cs="Times New Roman"/>
+          <w:noProof/>
           <w:szCs w:val="26"/>
         </w:rPr>
         <w:drawing>
@@ -4674,7 +4632,7 @@
                     <pic:cNvPicPr/>
                   </pic:nvPicPr>
                   <pic:blipFill>
-                    <a:blip r:embed="rId20"/>
+                    <a:blip r:embed="rId21"/>
                     <a:stretch>
                       <a:fillRect/>
                     </a:stretch>
@@ -4700,6 +4658,15 @@
         <w:jc w:val="left"/>
         <w:rPr>
           <w:rFonts w:cs="Times New Roman"/>
+          <w:szCs w:val="26"/>
+        </w:rPr>
+      </w:pPr>
+    </w:p>
+    <w:p>
+      <w:pPr>
+        <w:jc w:val="left"/>
+        <w:rPr>
+          <w:rFonts w:cs="Times New Roman"/>
           <w:b/>
           <w:bCs/>
           <w:szCs w:val="26"/>
@@ -4721,7 +4688,16 @@
           <w:bCs/>
           <w:szCs w:val="26"/>
         </w:rPr>
-        <w:t xml:space="preserve">3: </w:t>
+        <w:t>4</w:t>
+      </w:r>
+      <w:r>
+        <w:rPr>
+          <w:rFonts w:cs="Times New Roman"/>
+          <w:b/>
+          <w:bCs/>
+          <w:szCs w:val="26"/>
+        </w:rPr>
+        <w:t xml:space="preserve">: </w:t>
       </w:r>
       <w:r>
         <w:rPr>
@@ -4752,7 +4728,9 @@
       </w:pPr>
       <w:r>
         <w:rPr>
+          <w:rFonts w:cs="Times New Roman"/>
           <w:noProof/>
+          <w:szCs w:val="26"/>
         </w:rPr>
         <w:drawing>
           <wp:inline distT="0" distB="0" distL="0" distR="0" wp14:anchorId="4EFA0FFF" wp14:editId="402253BA">
@@ -4770,7 +4748,7 @@
                     <pic:cNvPicPr/>
                   </pic:nvPicPr>
                   <pic:blipFill>
-                    <a:blip r:embed="rId21"/>
+                    <a:blip r:embed="rId22"/>
                     <a:stretch>
                       <a:fillRect/>
                     </a:stretch>
@@ -4796,6 +4774,15 @@
         <w:jc w:val="left"/>
         <w:rPr>
           <w:rFonts w:cs="Times New Roman"/>
+          <w:szCs w:val="26"/>
+        </w:rPr>
+      </w:pPr>
+    </w:p>
+    <w:p>
+      <w:pPr>
+        <w:jc w:val="left"/>
+        <w:rPr>
+          <w:rFonts w:cs="Times New Roman"/>
           <w:b/>
           <w:bCs/>
           <w:szCs w:val="26"/>
@@ -4817,7 +4804,16 @@
           <w:bCs/>
           <w:szCs w:val="26"/>
         </w:rPr>
-        <w:t>3:</w:t>
+        <w:t>5</w:t>
+      </w:r>
+      <w:r>
+        <w:rPr>
+          <w:rFonts w:cs="Times New Roman"/>
+          <w:b/>
+          <w:bCs/>
+          <w:szCs w:val="26"/>
+        </w:rPr>
+        <w:t>:</w:t>
       </w:r>
       <w:r>
         <w:rPr>
@@ -4844,7 +4840,25 @@
           <w:bCs/>
           <w:szCs w:val="26"/>
         </w:rPr>
-        <w:t>Sign Up chuyển về trang Account List hiện thị thêm data vừa thêm</w:t>
+        <w:t>Sign Up chuyển về trang Account List hi</w:t>
+      </w:r>
+      <w:r>
+        <w:rPr>
+          <w:rFonts w:cs="Times New Roman"/>
+          <w:b/>
+          <w:bCs/>
+          <w:szCs w:val="26"/>
+        </w:rPr>
+        <w:t>ể</w:t>
+      </w:r>
+      <w:r>
+        <w:rPr>
+          <w:rFonts w:cs="Times New Roman"/>
+          <w:b/>
+          <w:bCs/>
+          <w:szCs w:val="26"/>
+        </w:rPr>
+        <w:t>n thị thêm data vừa thêm</w:t>
       </w:r>
       <w:r>
         <w:rPr>
@@ -4871,6 +4885,7 @@
           <w:rFonts w:cs="Times New Roman"/>
           <w:b/>
           <w:bCs/>
+          <w:noProof/>
           <w:szCs w:val="26"/>
         </w:rPr>
         <w:drawing>
@@ -4889,7 +4904,7 @@
                     <pic:cNvPicPr/>
                   </pic:nvPicPr>
                   <pic:blipFill rotWithShape="1">
-                    <a:blip r:embed="rId22"/>
+                    <a:blip r:embed="rId23"/>
                     <a:srcRect b="72552"/>
                     <a:stretch/>
                   </pic:blipFill>
@@ -4927,28 +4942,6 @@
           <w:szCs w:val="26"/>
         </w:rPr>
       </w:pPr>
-    </w:p>
-    <w:p>
-      <w:pPr>
-        <w:jc w:val="left"/>
-        <w:rPr>
-          <w:rFonts w:cs="Times New Roman"/>
-          <w:b/>
-          <w:bCs/>
-          <w:szCs w:val="26"/>
-        </w:rPr>
-      </w:pPr>
-    </w:p>
-    <w:p>
-      <w:pPr>
-        <w:jc w:val="left"/>
-        <w:rPr>
-          <w:rFonts w:cs="Times New Roman"/>
-          <w:b/>
-          <w:bCs/>
-          <w:szCs w:val="26"/>
-        </w:rPr>
-      </w:pPr>
       <w:r>
         <w:rPr>
           <w:rFonts w:cs="Times New Roman"/>
@@ -4956,7 +4949,8 @@
           <w:bCs/>
           <w:szCs w:val="26"/>
         </w:rPr>
-        <w:t xml:space="preserve">Result </w:t>
+        <w:lastRenderedPageBreak/>
+        <w:t>Result</w:t>
       </w:r>
       <w:r>
         <w:rPr>
@@ -4965,7 +4959,7 @@
           <w:bCs/>
           <w:szCs w:val="26"/>
         </w:rPr>
-        <w:t>4: Trong cơ sở dữ liệu đã có Data mới</w:t>
+        <w:t xml:space="preserve"> 6</w:t>
       </w:r>
       <w:r>
         <w:rPr>
@@ -4974,7 +4968,7 @@
           <w:bCs/>
           <w:szCs w:val="26"/>
         </w:rPr>
-        <w:t xml:space="preserve"> </w:t>
+        <w:t xml:space="preserve">: Trong cơ sở dữ liệu đã có Data mới </w:t>
       </w:r>
     </w:p>
     <w:p>
@@ -4992,6 +4986,7 @@
           <w:rFonts w:cs="Times New Roman"/>
           <w:b/>
           <w:bCs/>
+          <w:noProof/>
           <w:szCs w:val="26"/>
         </w:rPr>
         <w:drawing>
@@ -5010,7 +5005,7 @@
                     <pic:cNvPicPr/>
                   </pic:nvPicPr>
                   <pic:blipFill>
-                    <a:blip r:embed="rId23"/>
+                    <a:blip r:embed="rId24"/>
                     <a:stretch>
                       <a:fillRect/>
                     </a:stretch>
@@ -5019,6 +5014,614 @@
                     <a:xfrm>
                       <a:off x="0" y="0"/>
                       <a:ext cx="5760720" cy="1132205"/>
+                    </a:xfrm>
+                    <a:prstGeom prst="rect">
+                      <a:avLst/>
+                    </a:prstGeom>
+                  </pic:spPr>
+                </pic:pic>
+              </a:graphicData>
+            </a:graphic>
+          </wp:inline>
+        </w:drawing>
+      </w:r>
+    </w:p>
+    <w:p>
+      <w:pPr>
+        <w:jc w:val="left"/>
+        <w:rPr>
+          <w:rFonts w:cs="Times New Roman"/>
+          <w:b/>
+          <w:bCs/>
+          <w:szCs w:val="26"/>
+        </w:rPr>
+      </w:pPr>
+    </w:p>
+    <w:p>
+      <w:pPr>
+        <w:jc w:val="left"/>
+        <w:rPr>
+          <w:rFonts w:cs="Times New Roman"/>
+          <w:b/>
+          <w:bCs/>
+          <w:szCs w:val="26"/>
+        </w:rPr>
+      </w:pPr>
+      <w:r>
+        <w:rPr>
+          <w:rFonts w:cs="Times New Roman"/>
+          <w:b/>
+          <w:bCs/>
+          <w:szCs w:val="26"/>
+        </w:rPr>
+        <w:t xml:space="preserve">Phần </w:t>
+      </w:r>
+      <w:r>
+        <w:rPr>
+          <w:rFonts w:cs="Times New Roman"/>
+          <w:b/>
+          <w:bCs/>
+          <w:szCs w:val="26"/>
+        </w:rPr>
+        <w:t>I</w:t>
+      </w:r>
+      <w:r>
+        <w:rPr>
+          <w:rFonts w:cs="Times New Roman"/>
+          <w:b/>
+          <w:bCs/>
+          <w:szCs w:val="26"/>
+        </w:rPr>
+        <w:t xml:space="preserve">I: </w:t>
+      </w:r>
+      <w:r>
+        <w:rPr>
+          <w:rFonts w:cs="Times New Roman"/>
+          <w:b/>
+          <w:bCs/>
+          <w:szCs w:val="26"/>
+        </w:rPr>
+        <w:t xml:space="preserve">Bài 3 </w:t>
+      </w:r>
+      <w:r>
+        <w:rPr>
+          <w:rFonts w:cs="Times New Roman"/>
+          <w:b/>
+          <w:bCs/>
+          <w:szCs w:val="26"/>
+        </w:rPr>
+        <w:t>JSPs – Thao tác với session</w:t>
+      </w:r>
+      <w:r>
+        <w:rPr>
+          <w:rFonts w:cs="Times New Roman"/>
+          <w:b/>
+          <w:bCs/>
+          <w:szCs w:val="26"/>
+        </w:rPr>
+        <w:t xml:space="preserve"> </w:t>
+      </w:r>
+      <w:r>
+        <w:rPr>
+          <w:rFonts w:cs="Times New Roman"/>
+          <w:b/>
+          <w:bCs/>
+          <w:szCs w:val="26"/>
+        </w:rPr>
+        <w:t>- BÀI TẬP TUẦN 03-04-05</w:t>
+      </w:r>
+    </w:p>
+    <w:p>
+      <w:pPr>
+        <w:jc w:val="left"/>
+        <w:rPr>
+          <w:rFonts w:cs="Times New Roman"/>
+          <w:b/>
+          <w:bCs/>
+          <w:szCs w:val="26"/>
+        </w:rPr>
+      </w:pPr>
+      <w:r>
+        <w:rPr>
+          <w:rFonts w:cs="Times New Roman"/>
+          <w:b/>
+          <w:bCs/>
+          <w:szCs w:val="26"/>
+        </w:rPr>
+        <w:t>Result 1: Trang Danh sách sản phẩm</w:t>
+      </w:r>
+    </w:p>
+    <w:p>
+      <w:pPr>
+        <w:jc w:val="left"/>
+        <w:rPr>
+          <w:rFonts w:cs="Times New Roman"/>
+          <w:b/>
+          <w:bCs/>
+          <w:szCs w:val="26"/>
+        </w:rPr>
+      </w:pPr>
+      <w:r>
+        <w:rPr>
+          <w:rFonts w:cs="Times New Roman"/>
+          <w:b/>
+          <w:bCs/>
+          <w:szCs w:val="26"/>
+        </w:rPr>
+        <w:drawing>
+          <wp:inline distT="0" distB="0" distL="0" distR="0" wp14:anchorId="7BBDC0D2" wp14:editId="515515CE">
+            <wp:extent cx="5760720" cy="3808095"/>
+            <wp:effectExtent l="0" t="0" r="0" b="1905"/>
+            <wp:docPr id="356405942" name="Picture 1"/>
+            <wp:cNvGraphicFramePr>
+              <a:graphicFrameLocks xmlns:a="http://schemas.openxmlformats.org/drawingml/2006/main" noChangeAspect="1"/>
+            </wp:cNvGraphicFramePr>
+            <a:graphic xmlns:a="http://schemas.openxmlformats.org/drawingml/2006/main">
+              <a:graphicData uri="http://schemas.openxmlformats.org/drawingml/2006/picture">
+                <pic:pic xmlns:pic="http://schemas.openxmlformats.org/drawingml/2006/picture">
+                  <pic:nvPicPr>
+                    <pic:cNvPr id="356405942" name=""/>
+                    <pic:cNvPicPr/>
+                  </pic:nvPicPr>
+                  <pic:blipFill>
+                    <a:blip r:embed="rId25"/>
+                    <a:stretch>
+                      <a:fillRect/>
+                    </a:stretch>
+                  </pic:blipFill>
+                  <pic:spPr>
+                    <a:xfrm>
+                      <a:off x="0" y="0"/>
+                      <a:ext cx="5760720" cy="3808095"/>
+                    </a:xfrm>
+                    <a:prstGeom prst="rect">
+                      <a:avLst/>
+                    </a:prstGeom>
+                  </pic:spPr>
+                </pic:pic>
+              </a:graphicData>
+            </a:graphic>
+          </wp:inline>
+        </w:drawing>
+      </w:r>
+    </w:p>
+    <w:p>
+      <w:pPr>
+        <w:jc w:val="left"/>
+        <w:rPr>
+          <w:rFonts w:cs="Times New Roman"/>
+          <w:b/>
+          <w:bCs/>
+          <w:szCs w:val="26"/>
+        </w:rPr>
+      </w:pPr>
+      <w:r>
+        <w:rPr>
+          <w:rFonts w:cs="Times New Roman"/>
+          <w:b/>
+          <w:bCs/>
+          <w:szCs w:val="26"/>
+        </w:rPr>
+        <w:t>Result 2: Dữ liệu sản phẩm trong DB</w:t>
+      </w:r>
+    </w:p>
+    <w:p>
+      <w:pPr>
+        <w:jc w:val="left"/>
+        <w:rPr>
+          <w:rFonts w:cs="Times New Roman"/>
+          <w:b/>
+          <w:bCs/>
+          <w:szCs w:val="26"/>
+        </w:rPr>
+      </w:pPr>
+      <w:r>
+        <w:rPr>
+          <w:rFonts w:cs="Times New Roman"/>
+          <w:b/>
+          <w:bCs/>
+          <w:szCs w:val="26"/>
+        </w:rPr>
+        <w:drawing>
+          <wp:inline distT="0" distB="0" distL="0" distR="0" wp14:anchorId="32A38F0B" wp14:editId="6375E684">
+            <wp:extent cx="5760720" cy="1440815"/>
+            <wp:effectExtent l="0" t="0" r="0" b="6985"/>
+            <wp:docPr id="1082612884" name="Picture 1"/>
+            <wp:cNvGraphicFramePr>
+              <a:graphicFrameLocks xmlns:a="http://schemas.openxmlformats.org/drawingml/2006/main" noChangeAspect="1"/>
+            </wp:cNvGraphicFramePr>
+            <a:graphic xmlns:a="http://schemas.openxmlformats.org/drawingml/2006/main">
+              <a:graphicData uri="http://schemas.openxmlformats.org/drawingml/2006/picture">
+                <pic:pic xmlns:pic="http://schemas.openxmlformats.org/drawingml/2006/picture">
+                  <pic:nvPicPr>
+                    <pic:cNvPr id="1082612884" name=""/>
+                    <pic:cNvPicPr/>
+                  </pic:nvPicPr>
+                  <pic:blipFill>
+                    <a:blip r:embed="rId26"/>
+                    <a:stretch>
+                      <a:fillRect/>
+                    </a:stretch>
+                  </pic:blipFill>
+                  <pic:spPr>
+                    <a:xfrm>
+                      <a:off x="0" y="0"/>
+                      <a:ext cx="5760720" cy="1440815"/>
+                    </a:xfrm>
+                    <a:prstGeom prst="rect">
+                      <a:avLst/>
+                    </a:prstGeom>
+                  </pic:spPr>
+                </pic:pic>
+              </a:graphicData>
+            </a:graphic>
+          </wp:inline>
+        </w:drawing>
+      </w:r>
+    </w:p>
+    <w:p>
+      <w:pPr>
+        <w:jc w:val="left"/>
+        <w:rPr>
+          <w:rFonts w:cs="Times New Roman"/>
+          <w:b/>
+          <w:bCs/>
+          <w:szCs w:val="26"/>
+        </w:rPr>
+      </w:pPr>
+    </w:p>
+    <w:p>
+      <w:pPr>
+        <w:jc w:val="left"/>
+        <w:rPr>
+          <w:rFonts w:cs="Times New Roman"/>
+          <w:b/>
+          <w:bCs/>
+          <w:szCs w:val="26"/>
+        </w:rPr>
+      </w:pPr>
+    </w:p>
+    <w:p>
+      <w:pPr>
+        <w:jc w:val="left"/>
+        <w:rPr>
+          <w:rFonts w:cs="Times New Roman"/>
+          <w:b/>
+          <w:bCs/>
+          <w:szCs w:val="26"/>
+        </w:rPr>
+      </w:pPr>
+      <w:r>
+        <w:rPr>
+          <w:rFonts w:cs="Times New Roman"/>
+          <w:b/>
+          <w:bCs/>
+          <w:szCs w:val="26"/>
+        </w:rPr>
+        <w:lastRenderedPageBreak/>
+        <w:t>Result 3: Trang Chi tiết sản phẩm</w:t>
+      </w:r>
+    </w:p>
+    <w:p>
+      <w:pPr>
+        <w:jc w:val="left"/>
+        <w:rPr>
+          <w:rFonts w:cs="Times New Roman"/>
+          <w:b/>
+          <w:bCs/>
+          <w:szCs w:val="26"/>
+        </w:rPr>
+      </w:pPr>
+      <w:r>
+        <w:rPr>
+          <w:rFonts w:cs="Times New Roman"/>
+          <w:b/>
+          <w:bCs/>
+          <w:szCs w:val="26"/>
+        </w:rPr>
+        <w:drawing>
+          <wp:inline distT="0" distB="0" distL="0" distR="0" wp14:anchorId="36635D8A" wp14:editId="0178442C">
+            <wp:extent cx="5760720" cy="3654425"/>
+            <wp:effectExtent l="0" t="0" r="0" b="3175"/>
+            <wp:docPr id="499910318" name="Picture 1"/>
+            <wp:cNvGraphicFramePr>
+              <a:graphicFrameLocks xmlns:a="http://schemas.openxmlformats.org/drawingml/2006/main" noChangeAspect="1"/>
+            </wp:cNvGraphicFramePr>
+            <a:graphic xmlns:a="http://schemas.openxmlformats.org/drawingml/2006/main">
+              <a:graphicData uri="http://schemas.openxmlformats.org/drawingml/2006/picture">
+                <pic:pic xmlns:pic="http://schemas.openxmlformats.org/drawingml/2006/picture">
+                  <pic:nvPicPr>
+                    <pic:cNvPr id="499910318" name=""/>
+                    <pic:cNvPicPr/>
+                  </pic:nvPicPr>
+                  <pic:blipFill>
+                    <a:blip r:embed="rId27"/>
+                    <a:stretch>
+                      <a:fillRect/>
+                    </a:stretch>
+                  </pic:blipFill>
+                  <pic:spPr>
+                    <a:xfrm>
+                      <a:off x="0" y="0"/>
+                      <a:ext cx="5760720" cy="3654425"/>
+                    </a:xfrm>
+                    <a:prstGeom prst="rect">
+                      <a:avLst/>
+                    </a:prstGeom>
+                  </pic:spPr>
+                </pic:pic>
+              </a:graphicData>
+            </a:graphic>
+          </wp:inline>
+        </w:drawing>
+      </w:r>
+    </w:p>
+    <w:p>
+      <w:pPr>
+        <w:jc w:val="left"/>
+        <w:rPr>
+          <w:rFonts w:cs="Times New Roman"/>
+          <w:b/>
+          <w:bCs/>
+          <w:szCs w:val="26"/>
+        </w:rPr>
+      </w:pPr>
+    </w:p>
+    <w:p>
+      <w:pPr>
+        <w:jc w:val="left"/>
+        <w:rPr>
+          <w:rFonts w:cs="Times New Roman"/>
+          <w:b/>
+          <w:bCs/>
+          <w:szCs w:val="26"/>
+        </w:rPr>
+      </w:pPr>
+      <w:r>
+        <w:rPr>
+          <w:rFonts w:cs="Times New Roman"/>
+          <w:b/>
+          <w:bCs/>
+          <w:szCs w:val="26"/>
+        </w:rPr>
+        <w:t>Result 4: Trang giỏ hàng</w:t>
+      </w:r>
+    </w:p>
+    <w:p>
+      <w:pPr>
+        <w:jc w:val="left"/>
+        <w:rPr>
+          <w:rFonts w:cs="Times New Roman"/>
+          <w:b/>
+          <w:bCs/>
+          <w:szCs w:val="26"/>
+        </w:rPr>
+      </w:pPr>
+      <w:r>
+        <w:rPr>
+          <w:rFonts w:cs="Times New Roman"/>
+          <w:b/>
+          <w:bCs/>
+          <w:szCs w:val="26"/>
+        </w:rPr>
+        <w:drawing>
+          <wp:inline distT="0" distB="0" distL="0" distR="0" wp14:anchorId="4256D084" wp14:editId="70D27EC6">
+            <wp:extent cx="5760720" cy="3188970"/>
+            <wp:effectExtent l="0" t="0" r="0" b="0"/>
+            <wp:docPr id="1723396560" name="Picture 1"/>
+            <wp:cNvGraphicFramePr>
+              <a:graphicFrameLocks xmlns:a="http://schemas.openxmlformats.org/drawingml/2006/main" noChangeAspect="1"/>
+            </wp:cNvGraphicFramePr>
+            <a:graphic xmlns:a="http://schemas.openxmlformats.org/drawingml/2006/main">
+              <a:graphicData uri="http://schemas.openxmlformats.org/drawingml/2006/picture">
+                <pic:pic xmlns:pic="http://schemas.openxmlformats.org/drawingml/2006/picture">
+                  <pic:nvPicPr>
+                    <pic:cNvPr id="1723396560" name=""/>
+                    <pic:cNvPicPr/>
+                  </pic:nvPicPr>
+                  <pic:blipFill>
+                    <a:blip r:embed="rId28"/>
+                    <a:stretch>
+                      <a:fillRect/>
+                    </a:stretch>
+                  </pic:blipFill>
+                  <pic:spPr>
+                    <a:xfrm>
+                      <a:off x="0" y="0"/>
+                      <a:ext cx="5760720" cy="3188970"/>
+                    </a:xfrm>
+                    <a:prstGeom prst="rect">
+                      <a:avLst/>
+                    </a:prstGeom>
+                  </pic:spPr>
+                </pic:pic>
+              </a:graphicData>
+            </a:graphic>
+          </wp:inline>
+        </w:drawing>
+      </w:r>
+    </w:p>
+    <w:p>
+      <w:pPr>
+        <w:jc w:val="left"/>
+        <w:rPr>
+          <w:rFonts w:cs="Times New Roman"/>
+          <w:b/>
+          <w:bCs/>
+          <w:szCs w:val="26"/>
+        </w:rPr>
+      </w:pPr>
+    </w:p>
+    <w:p>
+      <w:pPr>
+        <w:jc w:val="left"/>
+        <w:rPr>
+          <w:rFonts w:cs="Times New Roman"/>
+          <w:b/>
+          <w:bCs/>
+          <w:szCs w:val="26"/>
+        </w:rPr>
+      </w:pPr>
+    </w:p>
+    <w:p>
+      <w:pPr>
+        <w:jc w:val="left"/>
+        <w:rPr>
+          <w:rFonts w:cs="Times New Roman"/>
+          <w:b/>
+          <w:bCs/>
+          <w:szCs w:val="26"/>
+        </w:rPr>
+      </w:pPr>
+    </w:p>
+    <w:p>
+      <w:pPr>
+        <w:jc w:val="left"/>
+        <w:rPr>
+          <w:rFonts w:cs="Times New Roman"/>
+          <w:b/>
+          <w:bCs/>
+          <w:szCs w:val="26"/>
+        </w:rPr>
+      </w:pPr>
+      <w:r>
+        <w:rPr>
+          <w:rFonts w:cs="Times New Roman"/>
+          <w:b/>
+          <w:bCs/>
+          <w:szCs w:val="26"/>
+        </w:rPr>
+        <w:lastRenderedPageBreak/>
+        <w:t>Result 5: Thêm nhiều giỏ hàng</w:t>
+      </w:r>
+    </w:p>
+    <w:p>
+      <w:pPr>
+        <w:jc w:val="left"/>
+        <w:rPr>
+          <w:rFonts w:cs="Times New Roman"/>
+          <w:b/>
+          <w:bCs/>
+          <w:szCs w:val="26"/>
+        </w:rPr>
+      </w:pPr>
+      <w:r>
+        <w:rPr>
+          <w:rFonts w:cs="Times New Roman"/>
+          <w:b/>
+          <w:bCs/>
+          <w:szCs w:val="26"/>
+        </w:rPr>
+        <w:drawing>
+          <wp:inline distT="0" distB="0" distL="0" distR="0" wp14:anchorId="7F9C35F8" wp14:editId="272DA7AC">
+            <wp:extent cx="5760720" cy="3910965"/>
+            <wp:effectExtent l="0" t="0" r="0" b="0"/>
+            <wp:docPr id="57078897" name="Picture 1"/>
+            <wp:cNvGraphicFramePr>
+              <a:graphicFrameLocks xmlns:a="http://schemas.openxmlformats.org/drawingml/2006/main" noChangeAspect="1"/>
+            </wp:cNvGraphicFramePr>
+            <a:graphic xmlns:a="http://schemas.openxmlformats.org/drawingml/2006/main">
+              <a:graphicData uri="http://schemas.openxmlformats.org/drawingml/2006/picture">
+                <pic:pic xmlns:pic="http://schemas.openxmlformats.org/drawingml/2006/picture">
+                  <pic:nvPicPr>
+                    <pic:cNvPr id="57078897" name=""/>
+                    <pic:cNvPicPr/>
+                  </pic:nvPicPr>
+                  <pic:blipFill>
+                    <a:blip r:embed="rId29"/>
+                    <a:stretch>
+                      <a:fillRect/>
+                    </a:stretch>
+                  </pic:blipFill>
+                  <pic:spPr>
+                    <a:xfrm>
+                      <a:off x="0" y="0"/>
+                      <a:ext cx="5760720" cy="3910965"/>
+                    </a:xfrm>
+                    <a:prstGeom prst="rect">
+                      <a:avLst/>
+                    </a:prstGeom>
+                  </pic:spPr>
+                </pic:pic>
+              </a:graphicData>
+            </a:graphic>
+          </wp:inline>
+        </w:drawing>
+      </w:r>
+    </w:p>
+    <w:p>
+      <w:pPr>
+        <w:jc w:val="left"/>
+        <w:rPr>
+          <w:rFonts w:cs="Times New Roman"/>
+          <w:b/>
+          <w:bCs/>
+          <w:szCs w:val="26"/>
+        </w:rPr>
+      </w:pPr>
+    </w:p>
+    <w:p>
+      <w:pPr>
+        <w:jc w:val="left"/>
+        <w:rPr>
+          <w:rFonts w:cs="Times New Roman"/>
+          <w:b/>
+          <w:bCs/>
+          <w:szCs w:val="26"/>
+        </w:rPr>
+      </w:pPr>
+      <w:r>
+        <w:rPr>
+          <w:rFonts w:cs="Times New Roman"/>
+          <w:b/>
+          <w:bCs/>
+          <w:szCs w:val="26"/>
+        </w:rPr>
+        <w:t>Result 6: Sau khi xóa hết sản phẩm trong giỏ hàng</w:t>
+      </w:r>
+    </w:p>
+    <w:p>
+      <w:pPr>
+        <w:jc w:val="left"/>
+        <w:rPr>
+          <w:rFonts w:cs="Times New Roman"/>
+          <w:b/>
+          <w:bCs/>
+          <w:szCs w:val="26"/>
+        </w:rPr>
+      </w:pPr>
+      <w:r>
+        <w:rPr>
+          <w:rFonts w:cs="Times New Roman"/>
+          <w:b/>
+          <w:bCs/>
+          <w:szCs w:val="26"/>
+        </w:rPr>
+        <w:drawing>
+          <wp:inline distT="0" distB="0" distL="0" distR="0" wp14:anchorId="7839D7C4" wp14:editId="34D6A10B">
+            <wp:extent cx="5760720" cy="3543935"/>
+            <wp:effectExtent l="0" t="0" r="0" b="0"/>
+            <wp:docPr id="504908414" name="Picture 1"/>
+            <wp:cNvGraphicFramePr>
+              <a:graphicFrameLocks xmlns:a="http://schemas.openxmlformats.org/drawingml/2006/main" noChangeAspect="1"/>
+            </wp:cNvGraphicFramePr>
+            <a:graphic xmlns:a="http://schemas.openxmlformats.org/drawingml/2006/main">
+              <a:graphicData uri="http://schemas.openxmlformats.org/drawingml/2006/picture">
+                <pic:pic xmlns:pic="http://schemas.openxmlformats.org/drawingml/2006/picture">
+                  <pic:nvPicPr>
+                    <pic:cNvPr id="504908414" name=""/>
+                    <pic:cNvPicPr/>
+                  </pic:nvPicPr>
+                  <pic:blipFill>
+                    <a:blip r:embed="rId30"/>
+                    <a:stretch>
+                      <a:fillRect/>
+                    </a:stretch>
+                  </pic:blipFill>
+                  <pic:spPr>
+                    <a:xfrm>
+                      <a:off x="0" y="0"/>
+                      <a:ext cx="5760720" cy="3543935"/>
                     </a:xfrm>
                     <a:prstGeom prst="rect">
                       <a:avLst/>
